--- a/emiliaagostinelli/boxplot_module/Worksheet_Key.docx
+++ b/emiliaagostinelli/boxplot_module/Worksheet_Key.docx
@@ -169,37 +169,47 @@
         </w:numPr>
         <w:rPr>
           <w:rFonts w:ascii="Calibri" w:hAnsi="Calibri" w:cs="Calibri"/>
-        </w:rPr>
-      </w:pPr>
-      <w:r>
-        <w:rPr>
-          <w:rFonts w:ascii="Calibri" w:hAnsi="Calibri" w:cs="Calibri"/>
+          <w:sz w:val="24"/>
+          <w:szCs w:val="24"/>
+        </w:rPr>
+      </w:pPr>
+      <w:r>
+        <w:rPr>
+          <w:rFonts w:ascii="Calibri" w:hAnsi="Calibri" w:cs="Calibri"/>
+          <w:sz w:val="24"/>
+          <w:szCs w:val="24"/>
         </w:rPr>
         <w:t xml:space="preserve">We are interested in exploring the relationship between first run order and final </w:t>
       </w:r>
       <w:r>
         <w:rPr>
           <w:rFonts w:ascii="Calibri" w:hAnsi="Calibri" w:cs="Calibri"/>
+          <w:sz w:val="24"/>
+          <w:szCs w:val="24"/>
         </w:rPr>
         <w:t>rank</w:t>
       </w:r>
       <w:r>
         <w:rPr>
           <w:rFonts w:ascii="Calibri" w:hAnsi="Calibri" w:cs="Calibri"/>
-        </w:rPr>
-        <w:t xml:space="preserve">. Based on the description above, sketch out what you would hypothesize the boxplots for </w:t>
-      </w:r>
-      <w:proofErr w:type="gramStart"/>
-      <w:r>
-        <w:rPr>
-          <w:rFonts w:ascii="Calibri" w:hAnsi="Calibri" w:cs="Calibri"/>
-        </w:rPr>
-        <w:t>final results</w:t>
-      </w:r>
-      <w:proofErr w:type="gramEnd"/>
-      <w:r>
-        <w:rPr>
-          <w:rFonts w:ascii="Calibri" w:hAnsi="Calibri" w:cs="Calibri"/>
+          <w:sz w:val="24"/>
+          <w:szCs w:val="24"/>
+        </w:rPr>
+        <w:t>. Based on the description above, sketch out what you would hypothesize the boxplots for final r</w:t>
+      </w:r>
+      <w:r>
+        <w:rPr>
+          <w:rFonts w:ascii="Calibri" w:hAnsi="Calibri" w:cs="Calibri"/>
+          <w:sz w:val="24"/>
+          <w:szCs w:val="24"/>
+        </w:rPr>
+        <w:t>ank</w:t>
+      </w:r>
+      <w:r>
+        <w:rPr>
+          <w:rFonts w:ascii="Calibri" w:hAnsi="Calibri" w:cs="Calibri"/>
+          <w:sz w:val="24"/>
+          <w:szCs w:val="24"/>
         </w:rPr>
         <w:t xml:space="preserve"> for each of the bib groups to look like. (Group 1 = Bibs 1-7, Group 2 = Bibs 8-15, Group 3 = Bibs 16-30, Group 4 = Bibs 31+)</w:t>
       </w:r>
@@ -209,12 +219,16 @@
         <w:rPr>
           <w:rFonts w:ascii="Calibri" w:hAnsi="Calibri" w:cs="Calibri"/>
           <w:color w:val="EE0000"/>
-        </w:rPr>
-      </w:pPr>
-      <w:r>
-        <w:rPr>
-          <w:rFonts w:ascii="Calibri" w:hAnsi="Calibri" w:cs="Calibri"/>
-          <w:color w:val="EE0000"/>
+          <w:sz w:val="24"/>
+          <w:szCs w:val="24"/>
+        </w:rPr>
+      </w:pPr>
+      <w:r>
+        <w:rPr>
+          <w:rFonts w:ascii="Calibri" w:hAnsi="Calibri" w:cs="Calibri"/>
+          <w:color w:val="EE0000"/>
+          <w:sz w:val="24"/>
+          <w:szCs w:val="24"/>
         </w:rPr>
         <w:t xml:space="preserve">Answers will vary based on students’ hypotheses. </w:t>
       </w:r>
@@ -222,6 +236,8 @@
         <w:rPr>
           <w:rFonts w:ascii="Calibri" w:hAnsi="Calibri" w:cs="Calibri"/>
           <w:color w:val="EE0000"/>
+          <w:sz w:val="24"/>
+          <w:szCs w:val="24"/>
         </w:rPr>
         <w:t>Based on the description, students</w:t>
       </w:r>
@@ -229,6 +245,8 @@
         <w:rPr>
           <w:rFonts w:ascii="Calibri" w:hAnsi="Calibri" w:cs="Calibri"/>
           <w:color w:val="EE0000"/>
+          <w:sz w:val="24"/>
+          <w:szCs w:val="24"/>
         </w:rPr>
         <w:t xml:space="preserve"> will likely hypothesize that </w:t>
       </w:r>
@@ -237,6 +255,8 @@
         <w:rPr>
           <w:rFonts w:ascii="Calibri" w:hAnsi="Calibri" w:cs="Calibri"/>
           <w:color w:val="EE0000"/>
+          <w:sz w:val="24"/>
+          <w:szCs w:val="24"/>
         </w:rPr>
         <w:t>Final_Rank</w:t>
       </w:r>
@@ -245,6 +265,8 @@
         <w:rPr>
           <w:rFonts w:ascii="Calibri" w:hAnsi="Calibri" w:cs="Calibri"/>
           <w:color w:val="EE0000"/>
+          <w:sz w:val="24"/>
+          <w:szCs w:val="24"/>
         </w:rPr>
         <w:t xml:space="preserve"> </w:t>
       </w:r>
@@ -252,13 +274,26 @@
         <w:rPr>
           <w:rFonts w:ascii="Calibri" w:hAnsi="Calibri" w:cs="Calibri"/>
           <w:color w:val="EE0000"/>
-        </w:rPr>
-        <w:t>will increase for each group</w:t>
-      </w:r>
-      <w:r>
-        <w:rPr>
-          <w:rFonts w:ascii="Calibri" w:hAnsi="Calibri" w:cs="Calibri"/>
-          <w:color w:val="EE0000"/>
+          <w:sz w:val="24"/>
+          <w:szCs w:val="24"/>
+        </w:rPr>
+        <w:t xml:space="preserve">will increase </w:t>
+      </w:r>
+      <w:r>
+        <w:rPr>
+          <w:rFonts w:ascii="Calibri" w:hAnsi="Calibri" w:cs="Calibri"/>
+          <w:color w:val="EE0000"/>
+          <w:sz w:val="24"/>
+          <w:szCs w:val="24"/>
+        </w:rPr>
+        <w:t>as we progress from Group 1 through 4</w:t>
+      </w:r>
+      <w:r>
+        <w:rPr>
+          <w:rFonts w:ascii="Calibri" w:hAnsi="Calibri" w:cs="Calibri"/>
+          <w:color w:val="EE0000"/>
+          <w:sz w:val="24"/>
+          <w:szCs w:val="24"/>
         </w:rPr>
         <w:t xml:space="preserve"> and Final_Ra</w:t>
       </w:r>
@@ -267,6 +302,8 @@
         <w:rPr>
           <w:rFonts w:ascii="Calibri" w:hAnsi="Calibri" w:cs="Calibri"/>
           <w:color w:val="EE0000"/>
+          <w:sz w:val="24"/>
+          <w:szCs w:val="24"/>
         </w:rPr>
         <w:t>nk</w:t>
       </w:r>
@@ -275,6 +312,8 @@
         <w:rPr>
           <w:rFonts w:ascii="Calibri" w:hAnsi="Calibri" w:cs="Calibri"/>
           <w:color w:val="EE0000"/>
+          <w:sz w:val="24"/>
+          <w:szCs w:val="24"/>
         </w:rPr>
         <w:t xml:space="preserve"> </w:t>
       </w:r>
@@ -282,23 +321,29 @@
         <w:rPr>
           <w:rFonts w:ascii="Calibri" w:hAnsi="Calibri" w:cs="Calibri"/>
           <w:color w:val="EE0000"/>
-        </w:rPr>
-        <w:t>will be similar to start order.</w:t>
-      </w:r>
-    </w:p>
-    <w:p>
-      <w:pPr>
-        <w:rPr>
-          <w:rFonts w:ascii="Calibri" w:hAnsi="Calibri" w:cs="Calibri"/>
-        </w:rPr>
-      </w:pPr>
-    </w:p>
-    <w:p>
-      <w:pPr>
-        <w:rPr>
-          <w:rFonts w:ascii="Calibri" w:hAnsi="Calibri" w:cs="Calibri"/>
-        </w:rPr>
-      </w:pPr>
+          <w:sz w:val="24"/>
+          <w:szCs w:val="24"/>
+        </w:rPr>
+        <w:t>will be similar to start order</w:t>
+      </w:r>
+      <w:r>
+        <w:rPr>
+          <w:rFonts w:ascii="Calibri" w:hAnsi="Calibri" w:cs="Calibri"/>
+          <w:color w:val="EE0000"/>
+          <w:sz w:val="24"/>
+          <w:szCs w:val="24"/>
+        </w:rPr>
+        <w:t xml:space="preserve"> (i.e. Those who start in Group 1 will have a final rank somewhere in the range of Group 1, and so on)</w:t>
+      </w:r>
+      <w:r>
+        <w:rPr>
+          <w:rFonts w:ascii="Calibri" w:hAnsi="Calibri" w:cs="Calibri"/>
+          <w:color w:val="EE0000"/>
+          <w:sz w:val="24"/>
+          <w:szCs w:val="24"/>
+        </w:rPr>
+        <w:t>.</w:t>
+      </w:r>
     </w:p>
     <w:p>
       <w:pPr>
@@ -379,11 +424,15 @@
         </w:numPr>
         <w:rPr>
           <w:rFonts w:ascii="Calibri" w:hAnsi="Calibri" w:cs="Calibri"/>
-        </w:rPr>
-      </w:pPr>
-      <w:r>
-        <w:rPr>
-          <w:rFonts w:ascii="Calibri" w:hAnsi="Calibri" w:cs="Calibri"/>
+          <w:sz w:val="24"/>
+          <w:szCs w:val="24"/>
+        </w:rPr>
+      </w:pPr>
+      <w:r>
+        <w:rPr>
+          <w:rFonts w:ascii="Calibri" w:hAnsi="Calibri" w:cs="Calibri"/>
+          <w:sz w:val="24"/>
+          <w:szCs w:val="24"/>
         </w:rPr>
         <w:lastRenderedPageBreak/>
         <w:t xml:space="preserve">Now, </w:t>
@@ -392,6 +441,8 @@
       <w:r>
         <w:rPr>
           <w:rFonts w:ascii="Calibri" w:hAnsi="Calibri" w:cs="Calibri"/>
+          <w:sz w:val="24"/>
+          <w:szCs w:val="24"/>
         </w:rPr>
         <w:t>use</w:t>
       </w:r>
@@ -399,6 +450,8 @@
       <w:r>
         <w:rPr>
           <w:rFonts w:ascii="Calibri" w:hAnsi="Calibri" w:cs="Calibri"/>
+          <w:sz w:val="24"/>
+          <w:szCs w:val="24"/>
         </w:rPr>
         <w:t xml:space="preserve"> technology to create boxplots using </w:t>
       </w:r>
@@ -406,6 +459,8 @@
       <w:r>
         <w:rPr>
           <w:rFonts w:ascii="Calibri" w:hAnsi="Calibri" w:cs="Calibri"/>
+          <w:sz w:val="24"/>
+          <w:szCs w:val="24"/>
         </w:rPr>
         <w:t>the real</w:t>
       </w:r>
@@ -413,6 +468,8 @@
       <w:r>
         <w:rPr>
           <w:rFonts w:ascii="Calibri" w:hAnsi="Calibri" w:cs="Calibri"/>
+          <w:sz w:val="24"/>
+          <w:szCs w:val="24"/>
         </w:rPr>
         <w:t xml:space="preserve"> data. What do they display? Compare this to your response to the question above.</w:t>
       </w:r>
@@ -423,12 +480,16 @@
         <w:rPr>
           <w:rFonts w:ascii="Calibri" w:hAnsi="Calibri" w:cs="Calibri"/>
           <w:color w:val="EE0000"/>
-        </w:rPr>
-      </w:pPr>
-      <w:r>
-        <w:rPr>
-          <w:rFonts w:ascii="Calibri" w:hAnsi="Calibri" w:cs="Calibri"/>
-          <w:color w:val="EE0000"/>
+          <w:sz w:val="24"/>
+          <w:szCs w:val="24"/>
+        </w:rPr>
+      </w:pPr>
+      <w:r>
+        <w:rPr>
+          <w:rFonts w:ascii="Calibri" w:hAnsi="Calibri" w:cs="Calibri"/>
+          <w:color w:val="EE0000"/>
+          <w:sz w:val="24"/>
+          <w:szCs w:val="24"/>
         </w:rPr>
         <w:t xml:space="preserve">Below is a boxplot </w:t>
       </w:r>
@@ -436,6 +497,8 @@
         <w:rPr>
           <w:rFonts w:ascii="Calibri" w:hAnsi="Calibri" w:cs="Calibri"/>
           <w:color w:val="EE0000"/>
+          <w:sz w:val="24"/>
+          <w:szCs w:val="24"/>
         </w:rPr>
         <w:t xml:space="preserve">created in R. It appears that racers who start </w:t>
       </w:r>
@@ -443,6 +506,8 @@
         <w:rPr>
           <w:rFonts w:ascii="Calibri" w:hAnsi="Calibri" w:cs="Calibri"/>
           <w:color w:val="EE0000"/>
+          <w:sz w:val="24"/>
+          <w:szCs w:val="24"/>
         </w:rPr>
         <w:t xml:space="preserve">with bibs 1-7 tend to have final ranks in that range, whereas </w:t>
       </w:r>
@@ -450,6 +515,8 @@
         <w:rPr>
           <w:rFonts w:ascii="Calibri" w:hAnsi="Calibri" w:cs="Calibri"/>
           <w:color w:val="EE0000"/>
+          <w:sz w:val="24"/>
+          <w:szCs w:val="24"/>
         </w:rPr>
         <w:t xml:space="preserve">it’s harder to predict final rank for Groups 2, 3, and 4. </w:t>
       </w:r>
@@ -457,6 +524,8 @@
         <w:rPr>
           <w:rFonts w:ascii="Calibri" w:hAnsi="Calibri" w:cs="Calibri"/>
           <w:color w:val="EE0000"/>
+          <w:sz w:val="24"/>
+          <w:szCs w:val="24"/>
         </w:rPr>
         <w:t xml:space="preserve">This does not align with the hypothesis that </w:t>
       </w:r>
@@ -464,6 +533,8 @@
         <w:rPr>
           <w:rFonts w:ascii="Calibri" w:hAnsi="Calibri" w:cs="Calibri"/>
           <w:color w:val="EE0000"/>
+          <w:sz w:val="24"/>
+          <w:szCs w:val="24"/>
         </w:rPr>
         <w:t>racers will rank in the range of their bib group.</w:t>
       </w:r>
@@ -537,6 +608,8 @@
       <w:pPr>
         <w:rPr>
           <w:rFonts w:ascii="Calibri" w:hAnsi="Calibri" w:cs="Calibri"/>
+          <w:sz w:val="24"/>
+          <w:szCs w:val="24"/>
         </w:rPr>
       </w:pPr>
     </w:p>
@@ -547,17 +620,42 @@
           <w:ilvl w:val="0"/>
           <w:numId w:val="1"/>
         </w:numPr>
-      </w:pPr>
-      <w:r>
+        <w:rPr>
+          <w:rFonts w:ascii="Calibri" w:hAnsi="Calibri" w:cs="Calibri"/>
+          <w:sz w:val="24"/>
+          <w:szCs w:val="24"/>
+        </w:rPr>
+      </w:pPr>
+      <w:r>
+        <w:rPr>
+          <w:rFonts w:ascii="Calibri" w:hAnsi="Calibri" w:cs="Calibri"/>
+          <w:sz w:val="24"/>
+          <w:szCs w:val="24"/>
+        </w:rPr>
         <w:t xml:space="preserve">We can run an ANOVA model and use Tukey’s HSD to determine which groups are </w:t>
       </w:r>
       <w:r>
+        <w:rPr>
+          <w:rFonts w:ascii="Calibri" w:hAnsi="Calibri" w:cs="Calibri"/>
+          <w:sz w:val="24"/>
+          <w:szCs w:val="24"/>
+        </w:rPr>
         <w:t>significantly</w:t>
       </w:r>
       <w:r>
+        <w:rPr>
+          <w:rFonts w:ascii="Calibri" w:hAnsi="Calibri" w:cs="Calibri"/>
+          <w:sz w:val="24"/>
+          <w:szCs w:val="24"/>
+        </w:rPr>
         <w:t xml:space="preserve"> different. </w:t>
       </w:r>
       <w:r>
+        <w:rPr>
+          <w:rFonts w:ascii="Calibri" w:hAnsi="Calibri" w:cs="Calibri"/>
+          <w:sz w:val="24"/>
+          <w:szCs w:val="24"/>
+        </w:rPr>
         <w:t>Does this match with your findings in the question above?</w:t>
       </w:r>
     </w:p>

--- a/emiliaagostinelli/boxplot_module/Worksheet_Key.docx
+++ b/emiliaagostinelli/boxplot_module/Worksheet_Key.docx
@@ -148,7 +148,15 @@
           <w:sz w:val="24"/>
           <w:szCs w:val="24"/>
         </w:rPr>
-        <w:t xml:space="preserve"> In this worksheet, you will be tasked with understanding your data, finding summary statistics, performing a t-test, constructing a confidence interval, and interpreting your findings in the context of this setting.</w:t>
+        <w:t xml:space="preserve"> </w:t>
+      </w:r>
+      <w:r>
+        <w:rPr>
+          <w:rFonts w:ascii="Calibri" w:hAnsi="Calibri" w:cs="Calibri"/>
+          <w:sz w:val="24"/>
+          <w:szCs w:val="24"/>
+        </w:rPr>
+        <w:t>In this worksheet, you will be tasked with manipulating your data to answer our question of interest, creating boxplots using technology, and interpreting your findings in the context of this situation.</w:t>
       </w:r>
     </w:p>
     <w:p>
@@ -295,7 +303,7 @@
           <w:sz w:val="24"/>
           <w:szCs w:val="24"/>
         </w:rPr>
-        <w:t xml:space="preserve"> and Final_Ra</w:t>
+        <w:t xml:space="preserve"> and </w:t>
       </w:r>
       <w:proofErr w:type="spellStart"/>
       <w:r>
@@ -305,7 +313,7 @@
           <w:sz w:val="24"/>
           <w:szCs w:val="24"/>
         </w:rPr>
-        <w:t>nk</w:t>
+        <w:t>Final_Rank</w:t>
       </w:r>
       <w:proofErr w:type="spellEnd"/>
       <w:r>
@@ -1378,7 +1386,6 @@
   <w:style w:type="character" w:default="1" w:styleId="DefaultParagraphFont">
     <w:name w:val="Default Paragraph Font"/>
     <w:uiPriority w:val="1"/>
-    <w:semiHidden/>
     <w:unhideWhenUsed/>
   </w:style>
   <w:style w:type="table" w:default="1" w:styleId="TableNormal">
